--- a/docs/EvalCall答辩演示脚本-10分钟-20260714.docx
+++ b/docs/EvalCall答辩演示脚本-10分钟-20260714.docx
@@ -8,7 +8,7 @@
       </w:pPr>
       <w:r>
         <w:rPr>
-          <w:rFonts w:ascii="Arial Unicode MS" w:hAnsi="Arial Unicode MS" w:eastAsia="Arial Unicode MS"/>
+          <w:rFonts w:ascii="PingFang SC" w:hAnsi="PingFang SC" w:eastAsia="PingFang SC"/>
           <w:b/>
           <w:color w:val="2E74B5"/>
           <w:sz w:val="18"/>
@@ -22,7 +22,7 @@
       </w:pPr>
       <w:r>
         <w:rPr>
-          <w:rFonts w:ascii="Arial Unicode MS" w:hAnsi="Arial Unicode MS" w:eastAsia="Arial Unicode MS"/>
+          <w:rFonts w:ascii="PingFang SC" w:hAnsi="PingFang SC" w:eastAsia="PingFang SC"/>
           <w:b/>
           <w:color w:val="142039"/>
           <w:sz w:val="50"/>
@@ -36,7 +36,7 @@
       </w:pPr>
       <w:r>
         <w:rPr>
-          <w:rFonts w:ascii="Arial Unicode MS" w:hAnsi="Arial Unicode MS" w:eastAsia="Arial Unicode MS"/>
+          <w:rFonts w:ascii="PingFang SC" w:hAnsi="PingFang SC" w:eastAsia="PingFang SC"/>
           <w:color w:val="687386"/>
           <w:sz w:val="24"/>
         </w:rPr>
@@ -82,7 +82,7 @@
             </w:pPr>
             <w:r>
               <w:rPr>
-                <w:rFonts w:ascii="Arial Unicode MS" w:hAnsi="Arial Unicode MS" w:eastAsia="Arial Unicode MS"/>
+                <w:rFonts w:ascii="PingFang SC" w:hAnsi="PingFang SC" w:eastAsia="PingFang SC"/>
                 <w:b/>
                 <w:color w:val="142039"/>
                 <w:sz w:val="19"/>
@@ -117,7 +117,7 @@
             </w:pPr>
             <w:r>
               <w:rPr>
-                <w:rFonts w:ascii="Arial Unicode MS" w:hAnsi="Arial Unicode MS" w:eastAsia="Arial Unicode MS"/>
+                <w:rFonts w:ascii="PingFang SC" w:hAnsi="PingFang SC" w:eastAsia="PingFang SC"/>
                 <w:b w:val="0"/>
                 <w:color w:val="142039"/>
                 <w:sz w:val="21"/>
@@ -171,11 +171,11 @@
             <w:r/>
             <w:r>
               <w:rPr>
-                <w:rFonts w:ascii="Arial Unicode MS" w:hAnsi="Arial Unicode MS" w:eastAsia="Arial Unicode MS"/>
+                <w:rFonts w:ascii="PingFang SC" w:hAnsi="PingFang SC" w:eastAsia="PingFang SC"/>
                 <w:color w:val="142039"/>
                 <w:sz w:val="21"/>
               </w:rPr>
-              <w:t>使用场景：10 分钟 PPT 介绍 + 现场 Demo，随后 10 分钟评委问答。   主讲目标：让评委清楚理解 EvalCall 评的是外呼模型，SOP 是评分依据，用户模拟器是测试工具，归因与校准是可信度保障。   计划用时：9 分 30 秒；预留 30 秒机动。</w:t>
+              <w:t>使用场景：10 分钟 PPT 介绍 + 现场 Demo，随后 10 分钟评委问答。 主讲目标：让评委清楚理解 EvalCall 评的是外呼模型，SOP 是评分依据，用户模拟器是测试工具，归因与校准是可信度保障。 计划用时：9 分 30 秒；预留 30 秒机动。</w:t>
             </w:r>
           </w:p>
         </w:tc>
@@ -192,7 +192,7 @@
       </w:pPr>
       <w:r>
         <w:rPr>
-          <w:rFonts w:ascii="Arial Unicode MS" w:hAnsi="Arial Unicode MS" w:eastAsia="Arial Unicode MS"/>
+          <w:rFonts w:ascii="PingFang SC" w:hAnsi="PingFang SC" w:eastAsia="PingFang SC"/>
           <w:color w:val="2E74B5"/>
           <w:sz w:val="26"/>
         </w:rPr>
@@ -210,7 +210,7 @@
       </w:pPr>
       <w:r>
         <w:rPr>
-          <w:rFonts w:ascii="Arial Unicode MS" w:hAnsi="Arial Unicode MS" w:eastAsia="Arial Unicode MS"/>
+          <w:rFonts w:ascii="PingFang SC" w:hAnsi="PingFang SC" w:eastAsia="PingFang SC"/>
           <w:color w:val="142039"/>
           <w:sz w:val="22"/>
         </w:rPr>
@@ -228,7 +228,7 @@
       </w:pPr>
       <w:r>
         <w:rPr>
-          <w:rFonts w:ascii="Arial Unicode MS" w:hAnsi="Arial Unicode MS" w:eastAsia="Arial Unicode MS"/>
+          <w:rFonts w:ascii="PingFang SC" w:hAnsi="PingFang SC" w:eastAsia="PingFang SC"/>
           <w:color w:val="142039"/>
           <w:sz w:val="22"/>
         </w:rPr>
@@ -246,7 +246,7 @@
       </w:pPr>
       <w:r>
         <w:rPr>
-          <w:rFonts w:ascii="Arial Unicode MS" w:hAnsi="Arial Unicode MS" w:eastAsia="Arial Unicode MS"/>
+          <w:rFonts w:ascii="PingFang SC" w:hAnsi="PingFang SC" w:eastAsia="PingFang SC"/>
           <w:color w:val="142039"/>
           <w:sz w:val="22"/>
         </w:rPr>
@@ -264,7 +264,7 @@
       </w:pPr>
       <w:r>
         <w:rPr>
-          <w:rFonts w:ascii="Arial Unicode MS" w:hAnsi="Arial Unicode MS" w:eastAsia="Arial Unicode MS"/>
+          <w:rFonts w:ascii="PingFang SC" w:hAnsi="PingFang SC" w:eastAsia="PingFang SC"/>
           <w:color w:val="142039"/>
           <w:sz w:val="22"/>
         </w:rPr>
@@ -277,7 +277,7 @@
       </w:pPr>
       <w:r>
         <w:rPr>
-          <w:rFonts w:ascii="Arial Unicode MS" w:hAnsi="Arial Unicode MS" w:eastAsia="Arial Unicode MS"/>
+          <w:rFonts w:ascii="PingFang SC" w:hAnsi="PingFang SC" w:eastAsia="PingFang SC"/>
           <w:color w:val="2E74B5"/>
           <w:sz w:val="26"/>
         </w:rPr>
@@ -290,7 +290,7 @@
       </w:pPr>
       <w:r>
         <w:rPr>
-          <w:rFonts w:ascii="Arial Unicode MS" w:hAnsi="Arial Unicode MS" w:eastAsia="Arial Unicode MS"/>
+          <w:rFonts w:ascii="PingFang SC" w:hAnsi="PingFang SC" w:eastAsia="PingFang SC"/>
           <w:color w:val="142039"/>
           <w:sz w:val="22"/>
         </w:rPr>
@@ -303,7 +303,7 @@
       </w:pPr>
       <w:r>
         <w:rPr>
-          <w:rFonts w:ascii="Arial Unicode MS" w:hAnsi="Arial Unicode MS" w:eastAsia="Arial Unicode MS"/>
+          <w:rFonts w:ascii="PingFang SC" w:hAnsi="PingFang SC" w:eastAsia="PingFang SC"/>
           <w:color w:val="142039"/>
           <w:sz w:val="22"/>
         </w:rPr>
@@ -316,7 +316,7 @@
       </w:pPr>
       <w:r>
         <w:rPr>
-          <w:rFonts w:ascii="Arial Unicode MS" w:hAnsi="Arial Unicode MS" w:eastAsia="Arial Unicode MS"/>
+          <w:rFonts w:ascii="PingFang SC" w:hAnsi="PingFang SC" w:eastAsia="PingFang SC"/>
           <w:color w:val="142039"/>
           <w:sz w:val="22"/>
         </w:rPr>
@@ -329,7 +329,7 @@
       </w:pPr>
       <w:r>
         <w:rPr>
-          <w:rFonts w:ascii="Arial Unicode MS" w:hAnsi="Arial Unicode MS" w:eastAsia="Arial Unicode MS"/>
+          <w:rFonts w:ascii="PingFang SC" w:hAnsi="PingFang SC" w:eastAsia="PingFang SC"/>
           <w:color w:val="2E74B5"/>
           <w:sz w:val="26"/>
         </w:rPr>
@@ -342,7 +342,7 @@
       </w:pPr>
       <w:r>
         <w:rPr>
-          <w:rFonts w:ascii="Arial Unicode MS" w:hAnsi="Arial Unicode MS" w:eastAsia="Arial Unicode MS"/>
+          <w:rFonts w:ascii="PingFang SC" w:hAnsi="PingFang SC" w:eastAsia="PingFang SC"/>
           <w:color w:val="142039"/>
           <w:sz w:val="22"/>
         </w:rPr>
@@ -355,7 +355,7 @@
       </w:pPr>
       <w:r>
         <w:rPr>
-          <w:rFonts w:ascii="Arial Unicode MS" w:hAnsi="Arial Unicode MS" w:eastAsia="Arial Unicode MS"/>
+          <w:rFonts w:ascii="PingFang SC" w:hAnsi="PingFang SC" w:eastAsia="PingFang SC"/>
           <w:color w:val="142039"/>
           <w:sz w:val="22"/>
         </w:rPr>
@@ -368,7 +368,7 @@
       </w:pPr>
       <w:r>
         <w:rPr>
-          <w:rFonts w:ascii="Arial Unicode MS" w:hAnsi="Arial Unicode MS" w:eastAsia="Arial Unicode MS"/>
+          <w:rFonts w:ascii="PingFang SC" w:hAnsi="PingFang SC" w:eastAsia="PingFang SC"/>
           <w:color w:val="142039"/>
           <w:sz w:val="22"/>
         </w:rPr>
@@ -381,7 +381,7 @@
       </w:pPr>
       <w:r>
         <w:rPr>
-          <w:rFonts w:ascii="Arial Unicode MS" w:hAnsi="Arial Unicode MS" w:eastAsia="Arial Unicode MS"/>
+          <w:rFonts w:ascii="PingFang SC" w:hAnsi="PingFang SC" w:eastAsia="PingFang SC"/>
           <w:color w:val="2E74B5"/>
           <w:sz w:val="26"/>
         </w:rPr>
@@ -394,7 +394,7 @@
       </w:pPr>
       <w:r>
         <w:rPr>
-          <w:rFonts w:ascii="Arial Unicode MS" w:hAnsi="Arial Unicode MS" w:eastAsia="Arial Unicode MS"/>
+          <w:rFonts w:ascii="PingFang SC" w:hAnsi="PingFang SC" w:eastAsia="PingFang SC"/>
           <w:color w:val="142039"/>
           <w:sz w:val="22"/>
         </w:rPr>
@@ -407,7 +407,7 @@
       </w:pPr>
       <w:r>
         <w:rPr>
-          <w:rFonts w:ascii="Arial Unicode MS" w:hAnsi="Arial Unicode MS" w:eastAsia="Arial Unicode MS"/>
+          <w:rFonts w:ascii="PingFang SC" w:hAnsi="PingFang SC" w:eastAsia="PingFang SC"/>
           <w:color w:val="142039"/>
           <w:sz w:val="22"/>
         </w:rPr>
@@ -420,7 +420,7 @@
       </w:pPr>
       <w:r>
         <w:rPr>
-          <w:rFonts w:ascii="Arial Unicode MS" w:hAnsi="Arial Unicode MS" w:eastAsia="Arial Unicode MS"/>
+          <w:rFonts w:ascii="PingFang SC" w:hAnsi="PingFang SC" w:eastAsia="PingFang SC"/>
           <w:color w:val="142039"/>
           <w:sz w:val="22"/>
         </w:rPr>
@@ -433,7 +433,7 @@
       </w:pPr>
       <w:r>
         <w:rPr>
-          <w:rFonts w:ascii="Arial Unicode MS" w:hAnsi="Arial Unicode MS" w:eastAsia="Arial Unicode MS"/>
+          <w:rFonts w:ascii="PingFang SC" w:hAnsi="PingFang SC" w:eastAsia="PingFang SC"/>
           <w:color w:val="2E74B5"/>
           <w:sz w:val="26"/>
         </w:rPr>
@@ -446,7 +446,7 @@
       </w:pPr>
       <w:r>
         <w:rPr>
-          <w:rFonts w:ascii="Arial Unicode MS" w:hAnsi="Arial Unicode MS" w:eastAsia="Arial Unicode MS"/>
+          <w:rFonts w:ascii="PingFang SC" w:hAnsi="PingFang SC" w:eastAsia="PingFang SC"/>
           <w:color w:val="142039"/>
           <w:sz w:val="22"/>
         </w:rPr>
@@ -459,7 +459,7 @@
       </w:pPr>
       <w:r>
         <w:rPr>
-          <w:rFonts w:ascii="Arial Unicode MS" w:hAnsi="Arial Unicode MS" w:eastAsia="Arial Unicode MS"/>
+          <w:rFonts w:ascii="PingFang SC" w:hAnsi="PingFang SC" w:eastAsia="PingFang SC"/>
           <w:color w:val="142039"/>
           <w:sz w:val="22"/>
         </w:rPr>
@@ -472,7 +472,7 @@
       </w:pPr>
       <w:r>
         <w:rPr>
-          <w:rFonts w:ascii="Arial Unicode MS" w:hAnsi="Arial Unicode MS" w:eastAsia="Arial Unicode MS"/>
+          <w:rFonts w:ascii="PingFang SC" w:hAnsi="PingFang SC" w:eastAsia="PingFang SC"/>
           <w:color w:val="2E74B5"/>
           <w:sz w:val="26"/>
         </w:rPr>
@@ -485,7 +485,7 @@
       </w:pPr>
       <w:r>
         <w:rPr>
-          <w:rFonts w:ascii="Arial Unicode MS" w:hAnsi="Arial Unicode MS" w:eastAsia="Arial Unicode MS"/>
+          <w:rFonts w:ascii="PingFang SC" w:hAnsi="PingFang SC" w:eastAsia="PingFang SC"/>
           <w:color w:val="142039"/>
           <w:sz w:val="22"/>
         </w:rPr>
@@ -498,7 +498,7 @@
       </w:pPr>
       <w:r>
         <w:rPr>
-          <w:rFonts w:ascii="Arial Unicode MS" w:hAnsi="Arial Unicode MS" w:eastAsia="Arial Unicode MS"/>
+          <w:rFonts w:ascii="PingFang SC" w:hAnsi="PingFang SC" w:eastAsia="PingFang SC"/>
           <w:color w:val="142039"/>
           <w:sz w:val="22"/>
         </w:rPr>
@@ -511,7 +511,7 @@
       </w:pPr>
       <w:r>
         <w:rPr>
-          <w:rFonts w:ascii="Arial Unicode MS" w:hAnsi="Arial Unicode MS" w:eastAsia="Arial Unicode MS"/>
+          <w:rFonts w:ascii="PingFang SC" w:hAnsi="PingFang SC" w:eastAsia="PingFang SC"/>
           <w:color w:val="142039"/>
           <w:sz w:val="22"/>
         </w:rPr>
@@ -524,7 +524,7 @@
       </w:pPr>
       <w:r>
         <w:rPr>
-          <w:rFonts w:ascii="Arial Unicode MS" w:hAnsi="Arial Unicode MS" w:eastAsia="Arial Unicode MS"/>
+          <w:rFonts w:ascii="PingFang SC" w:hAnsi="PingFang SC" w:eastAsia="PingFang SC"/>
           <w:color w:val="2E74B5"/>
           <w:sz w:val="26"/>
         </w:rPr>
@@ -537,7 +537,7 @@
       </w:pPr>
       <w:r>
         <w:rPr>
-          <w:rFonts w:ascii="Arial Unicode MS" w:hAnsi="Arial Unicode MS" w:eastAsia="Arial Unicode MS"/>
+          <w:rFonts w:ascii="PingFang SC" w:hAnsi="PingFang SC" w:eastAsia="PingFang SC"/>
           <w:color w:val="142039"/>
           <w:sz w:val="22"/>
         </w:rPr>
@@ -550,7 +550,7 @@
       </w:pPr>
       <w:r>
         <w:rPr>
-          <w:rFonts w:ascii="Arial Unicode MS" w:hAnsi="Arial Unicode MS" w:eastAsia="Arial Unicode MS"/>
+          <w:rFonts w:ascii="PingFang SC" w:hAnsi="PingFang SC" w:eastAsia="PingFang SC"/>
           <w:color w:val="142039"/>
           <w:sz w:val="22"/>
         </w:rPr>
@@ -563,11 +563,11 @@
       </w:pPr>
       <w:r>
         <w:rPr>
-          <w:rFonts w:ascii="Arial Unicode MS" w:hAnsi="Arial Unicode MS" w:eastAsia="Arial Unicode MS"/>
+          <w:rFonts w:ascii="PingFang SC" w:hAnsi="PingFang SC" w:eastAsia="PingFang SC"/>
           <w:color w:val="142039"/>
           <w:sz w:val="22"/>
         </w:rPr>
-        <w:t>这个案例最终形成 83 个检查点。每条检查点都保留来源和严重度，后续不同模型版本使用同一把尺子，避免为了让分数好看而更换标准。</w:t>
+        <w:t>这个主演示批次最终冻结为 21 个检查点，其中 5 个是 L0 通用安全规则、16 个是 L1 业务规则。每条检查点都保留来源和严重度，后续不同模型版本使用同一把尺子，避免为了让分数好看而更换标准。</w:t>
       </w:r>
     </w:p>
     <w:p>
@@ -576,7 +576,7 @@
       </w:pPr>
       <w:r>
         <w:rPr>
-          <w:rFonts w:ascii="Arial Unicode MS" w:hAnsi="Arial Unicode MS" w:eastAsia="Arial Unicode MS"/>
+          <w:rFonts w:ascii="PingFang SC" w:hAnsi="PingFang SC" w:eastAsia="PingFang SC"/>
           <w:color w:val="2E74B5"/>
           <w:sz w:val="26"/>
         </w:rPr>
@@ -589,7 +589,7 @@
       </w:pPr>
       <w:r>
         <w:rPr>
-          <w:rFonts w:ascii="Arial Unicode MS" w:hAnsi="Arial Unicode MS" w:eastAsia="Arial Unicode MS"/>
+          <w:rFonts w:ascii="PingFang SC" w:hAnsi="PingFang SC" w:eastAsia="PingFang SC"/>
           <w:color w:val="142039"/>
           <w:sz w:val="22"/>
         </w:rPr>
@@ -602,7 +602,7 @@
       </w:pPr>
       <w:r>
         <w:rPr>
-          <w:rFonts w:ascii="Arial Unicode MS" w:hAnsi="Arial Unicode MS" w:eastAsia="Arial Unicode MS"/>
+          <w:rFonts w:ascii="PingFang SC" w:hAnsi="PingFang SC" w:eastAsia="PingFang SC"/>
           <w:color w:val="142039"/>
           <w:sz w:val="22"/>
         </w:rPr>
@@ -615,7 +615,7 @@
       </w:pPr>
       <w:r>
         <w:rPr>
-          <w:rFonts w:ascii="Arial Unicode MS" w:hAnsi="Arial Unicode MS" w:eastAsia="Arial Unicode MS"/>
+          <w:rFonts w:ascii="PingFang SC" w:hAnsi="PingFang SC" w:eastAsia="PingFang SC"/>
           <w:color w:val="142039"/>
           <w:sz w:val="22"/>
         </w:rPr>
@@ -628,7 +628,7 @@
       </w:pPr>
       <w:r>
         <w:rPr>
-          <w:rFonts w:ascii="Arial Unicode MS" w:hAnsi="Arial Unicode MS" w:eastAsia="Arial Unicode MS"/>
+          <w:rFonts w:ascii="PingFang SC" w:hAnsi="PingFang SC" w:eastAsia="PingFang SC"/>
           <w:color w:val="2E74B5"/>
           <w:sz w:val="26"/>
         </w:rPr>
@@ -641,7 +641,7 @@
       </w:pPr>
       <w:r>
         <w:rPr>
-          <w:rFonts w:ascii="Arial Unicode MS" w:hAnsi="Arial Unicode MS" w:eastAsia="Arial Unicode MS"/>
+          <w:rFonts w:ascii="PingFang SC" w:hAnsi="PingFang SC" w:eastAsia="PingFang SC"/>
           <w:color w:val="142039"/>
           <w:sz w:val="22"/>
         </w:rPr>
@@ -654,7 +654,7 @@
       </w:pPr>
       <w:r>
         <w:rPr>
-          <w:rFonts w:ascii="Arial Unicode MS" w:hAnsi="Arial Unicode MS" w:eastAsia="Arial Unicode MS"/>
+          <w:rFonts w:ascii="PingFang SC" w:hAnsi="PingFang SC" w:eastAsia="PingFang SC"/>
           <w:color w:val="142039"/>
           <w:sz w:val="22"/>
         </w:rPr>
@@ -667,11 +667,11 @@
       </w:pPr>
       <w:r>
         <w:rPr>
-          <w:rFonts w:ascii="Arial Unicode MS" w:hAnsi="Arial Unicode MS" w:eastAsia="Arial Unicode MS"/>
+          <w:rFonts w:ascii="PingFang SC" w:hAnsi="PingFang SC" w:eastAsia="PingFang SC"/>
           <w:color w:val="142039"/>
           <w:sz w:val="22"/>
         </w:rPr>
-        <w:t>本轮共评测 10 通对话，依据 83 个检查点产生 830 条逐项判断。最终 10 通全部被打回，履约率只有 10%，10 通都触发了 P0，因此门禁结论是“打回”。</w:t>
+        <w:t>本轮共评测 10 通对话，依据 21 个检查点产生 210 条逐项判断。最终 3 通被打回，履约率 40%，3 通触发 P0，平均分 62.5，因此门禁结论是“打回”。</w:t>
       </w:r>
     </w:p>
     <w:p>
@@ -680,7 +680,7 @@
       </w:pPr>
       <w:r>
         <w:rPr>
-          <w:rFonts w:ascii="Arial Unicode MS" w:hAnsi="Arial Unicode MS" w:eastAsia="Arial Unicode MS"/>
+          <w:rFonts w:ascii="PingFang SC" w:hAnsi="PingFang SC" w:eastAsia="PingFang SC"/>
           <w:color w:val="142039"/>
           <w:sz w:val="22"/>
         </w:rPr>
@@ -693,7 +693,7 @@
       </w:pPr>
       <w:r>
         <w:rPr>
-          <w:rFonts w:ascii="Arial Unicode MS" w:hAnsi="Arial Unicode MS" w:eastAsia="Arial Unicode MS"/>
+          <w:rFonts w:ascii="PingFang SC" w:hAnsi="PingFang SC" w:eastAsia="PingFang SC"/>
           <w:color w:val="142039"/>
           <w:sz w:val="22"/>
         </w:rPr>
@@ -706,11 +706,11 @@
       </w:pPr>
       <w:r>
         <w:rPr>
-          <w:rFonts w:ascii="Arial Unicode MS" w:hAnsi="Arial Unicode MS" w:eastAsia="Arial Unicode MS"/>
+          <w:rFonts w:ascii="PingFang SC" w:hAnsi="PingFang SC" w:eastAsia="PingFang SC"/>
           <w:color w:val="142039"/>
           <w:sz w:val="22"/>
         </w:rPr>
-        <w:t>这里需要如实说明：本批结果中 NA 占比为 40%，另有 2 项规则冲突进入复核，所以根因结论是中置信，不把自动归因包装成因果证明。</w:t>
+        <w:t>这里需要如实说明：本批结果中 NA 占比为 9%，裁判分歧率为 0%；自动归因仍是确定性信号归纳，不把它包装成严格因果证明。</w:t>
       </w:r>
     </w:p>
     <w:p>
@@ -719,7 +719,7 @@
       </w:pPr>
       <w:r>
         <w:rPr>
-          <w:rFonts w:ascii="Arial Unicode MS" w:hAnsi="Arial Unicode MS" w:eastAsia="Arial Unicode MS"/>
+          <w:rFonts w:ascii="PingFang SC" w:hAnsi="PingFang SC" w:eastAsia="PingFang SC"/>
           <w:color w:val="2E74B5"/>
           <w:sz w:val="26"/>
         </w:rPr>
@@ -732,7 +732,7 @@
       </w:pPr>
       <w:r>
         <w:rPr>
-          <w:rFonts w:ascii="Arial Unicode MS" w:hAnsi="Arial Unicode MS" w:eastAsia="Arial Unicode MS"/>
+          <w:rFonts w:ascii="PingFang SC" w:hAnsi="PingFang SC" w:eastAsia="PingFang SC"/>
           <w:color w:val="142039"/>
           <w:sz w:val="22"/>
         </w:rPr>
@@ -745,7 +745,7 @@
       </w:pPr>
       <w:r>
         <w:rPr>
-          <w:rFonts w:ascii="Arial Unicode MS" w:hAnsi="Arial Unicode MS" w:eastAsia="Arial Unicode MS"/>
+          <w:rFonts w:ascii="PingFang SC" w:hAnsi="PingFang SC" w:eastAsia="PingFang SC"/>
           <w:color w:val="142039"/>
           <w:sz w:val="22"/>
         </w:rPr>
@@ -758,11 +758,11 @@
       </w:pPr>
       <w:r>
         <w:rPr>
-          <w:rFonts w:ascii="Arial Unicode MS" w:hAnsi="Arial Unicode MS" w:eastAsia="Arial Unicode MS"/>
+          <w:rFonts w:ascii="PingFang SC" w:hAnsi="PingFang SC" w:eastAsia="PingFang SC"/>
           <w:color w:val="142039"/>
           <w:sz w:val="22"/>
         </w:rPr>
-        <w:t>这个案例里，打回率 100%、P0 触发率 100%、履约率 10%，关键流程失败证据显著；当前正式运行没有绑定更强的 SOP 故障证据。因此首要根因是外呼模型，同时保留裁判复核提醒。</w:t>
+        <w:t>这个案例里，打回率 30%、P0 触发率 30%、履约率 40%，关键流程失败率 25.4%；SOP 没有高严重度问题，裁判分歧为 0%。因此首要根因是外呼模型，中置信，同时保留“归因不是因果证明”的限制。</w:t>
       </w:r>
     </w:p>
     <w:p>
@@ -771,7 +771,7 @@
       </w:pPr>
       <w:r>
         <w:rPr>
-          <w:rFonts w:ascii="Arial Unicode MS" w:hAnsi="Arial Unicode MS" w:eastAsia="Arial Unicode MS"/>
+          <w:rFonts w:ascii="PingFang SC" w:hAnsi="PingFang SC" w:eastAsia="PingFang SC"/>
           <w:color w:val="2E74B5"/>
           <w:sz w:val="26"/>
         </w:rPr>
@@ -784,7 +784,7 @@
       </w:pPr>
       <w:r>
         <w:rPr>
-          <w:rFonts w:ascii="Arial Unicode MS" w:hAnsi="Arial Unicode MS" w:eastAsia="Arial Unicode MS"/>
+          <w:rFonts w:ascii="PingFang SC" w:hAnsi="PingFang SC" w:eastAsia="PingFang SC"/>
           <w:color w:val="142039"/>
           <w:sz w:val="22"/>
         </w:rPr>
@@ -797,11 +797,11 @@
       </w:pPr>
       <w:r>
         <w:rPr>
-          <w:rFonts w:ascii="Arial Unicode MS" w:hAnsi="Arial Unicode MS" w:eastAsia="Arial Unicode MS"/>
+          <w:rFonts w:ascii="PingFang SC" w:hAnsi="PingFang SC" w:eastAsia="PingFang SC"/>
           <w:color w:val="142039"/>
           <w:sz w:val="22"/>
         </w:rPr>
-        <w:t>因为首要根因在模型，第六步生成的是模型和对话策略优化，而不是修改 SOP。优化后返回第三步重新测试，SOP 和 Checklist 哈希保持不变。</w:t>
+        <w:t>因为首要根因在模型，第六步生成的是模型和对话策略优化，而不是修改 SOP。优化后返回第三步重新测试，SOP、Checklist 和 10 通用户输入哈希都保持不变。</w:t>
       </w:r>
     </w:p>
     <w:p>
@@ -810,11 +810,40 @@
       </w:pPr>
       <w:r>
         <w:rPr>
-          <w:rFonts w:ascii="Arial Unicode MS" w:hAnsi="Arial Unicode MS" w:eastAsia="Arial Unicode MS"/>
+          <w:rFonts w:ascii="PingFang SC" w:hAnsi="PingFang SC" w:eastAsia="PingFang SC"/>
           <w:color w:val="142039"/>
           <w:sz w:val="22"/>
         </w:rPr>
-        <w:t>只有这样，下一轮结果提升才能归因于模型本身，而不是偷偷换了一把更宽松的尺子。</w:t>
+        <w:t>现场展示的 v2 不是手工改分：系统逐字回放同一批用户轮，只替换被测策略输出，再交给正常 Judge 重评；</w:t>
+      </w:r>
+      <w:r>
+        <w:rPr>
+          <w:rFonts w:ascii="Menlo" w:hAnsi="Menlo" w:eastAsia="PingFang SC"/>
+          <w:color w:val="1F4D78"/>
+          <w:sz w:val="21"/>
+        </w:rPr>
+        <w:t>judgments_modified=false</w:t>
+      </w:r>
+      <w:r>
+        <w:rPr>
+          <w:rFonts w:ascii="PingFang SC" w:hAnsi="PingFang SC" w:eastAsia="PingFang SC"/>
+          <w:color w:val="142039"/>
+          <w:sz w:val="22"/>
+        </w:rPr>
+        <w:t>。只有这样，下一轮结果提升才能归因于模型策略，而不是偷偷换了一把更宽松的尺子。</w:t>
+      </w:r>
+    </w:p>
+    <w:p>
+      <w:pPr>
+        <w:spacing w:after="120" w:line="300" w:lineRule="auto"/>
+      </w:pPr>
+      <w:r>
+        <w:rPr>
+          <w:rFonts w:ascii="PingFang SC" w:hAnsi="PingFang SC" w:eastAsia="PingFang SC"/>
+          <w:color w:val="142039"/>
+          <w:sz w:val="22"/>
+        </w:rPr>
+        <w:t>实际结果是：v1 门禁“打回”、P0 3 通、履约率 40%、平均分 62.5；v2 门禁“可上线”、P0 归零、履约率仍为 40%、平均分升到 91.4。原生 diff 显示 6 项改善，同时有 1 项 style 从 pass 变为 fail，标记为“需复测确认”。我保留这条退化，因为成熟评测不只展示好消息。</w:t>
       </w:r>
     </w:p>
     <w:p>
@@ -823,7 +852,7 @@
       </w:pPr>
       <w:r>
         <w:rPr>
-          <w:rFonts w:ascii="Arial Unicode MS" w:hAnsi="Arial Unicode MS" w:eastAsia="Arial Unicode MS"/>
+          <w:rFonts w:ascii="PingFang SC" w:hAnsi="PingFang SC" w:eastAsia="PingFang SC"/>
           <w:color w:val="2E74B5"/>
           <w:sz w:val="26"/>
         </w:rPr>
@@ -836,7 +865,7 @@
       </w:pPr>
       <w:r>
         <w:rPr>
-          <w:rFonts w:ascii="Arial Unicode MS" w:hAnsi="Arial Unicode MS" w:eastAsia="Arial Unicode MS"/>
+          <w:rFonts w:ascii="PingFang SC" w:hAnsi="PingFang SC" w:eastAsia="PingFang SC"/>
           <w:color w:val="142039"/>
           <w:sz w:val="22"/>
         </w:rPr>
@@ -849,7 +878,7 @@
       </w:pPr>
       <w:r>
         <w:rPr>
-          <w:rFonts w:ascii="Arial Unicode MS" w:hAnsi="Arial Unicode MS" w:eastAsia="Arial Unicode MS"/>
+          <w:rFonts w:ascii="PingFang SC" w:hAnsi="PingFang SC" w:eastAsia="PingFang SC"/>
           <w:color w:val="142039"/>
           <w:sz w:val="22"/>
         </w:rPr>
@@ -862,7 +891,7 @@
       </w:pPr>
       <w:r>
         <w:rPr>
-          <w:rFonts w:ascii="Arial Unicode MS" w:hAnsi="Arial Unicode MS" w:eastAsia="Arial Unicode MS"/>
+          <w:rFonts w:ascii="PingFang SC" w:hAnsi="PingFang SC" w:eastAsia="PingFang SC"/>
           <w:color w:val="142039"/>
           <w:sz w:val="22"/>
         </w:rPr>
@@ -875,7 +904,7 @@
       </w:pPr>
       <w:r>
         <w:rPr>
-          <w:rFonts w:ascii="Arial Unicode MS" w:hAnsi="Arial Unicode MS" w:eastAsia="Arial Unicode MS"/>
+          <w:rFonts w:ascii="PingFang SC" w:hAnsi="PingFang SC" w:eastAsia="PingFang SC"/>
           <w:color w:val="142039"/>
           <w:sz w:val="22"/>
         </w:rPr>
@@ -888,7 +917,7 @@
       </w:pPr>
       <w:r>
         <w:rPr>
-          <w:rFonts w:ascii="Arial Unicode MS" w:hAnsi="Arial Unicode MS" w:eastAsia="Arial Unicode MS"/>
+          <w:rFonts w:ascii="PingFang SC" w:hAnsi="PingFang SC" w:eastAsia="PingFang SC"/>
           <w:color w:val="2E74B5"/>
           <w:sz w:val="26"/>
         </w:rPr>
@@ -901,7 +930,7 @@
       </w:pPr>
       <w:r>
         <w:rPr>
-          <w:rFonts w:ascii="Arial Unicode MS" w:hAnsi="Arial Unicode MS" w:eastAsia="Arial Unicode MS"/>
+          <w:rFonts w:ascii="PingFang SC" w:hAnsi="PingFang SC" w:eastAsia="PingFang SC"/>
           <w:color w:val="142039"/>
           <w:sz w:val="22"/>
         </w:rPr>
@@ -914,7 +943,7 @@
       </w:pPr>
       <w:r>
         <w:rPr>
-          <w:rFonts w:ascii="Arial Unicode MS" w:hAnsi="Arial Unicode MS" w:eastAsia="Arial Unicode MS"/>
+          <w:rFonts w:ascii="PingFang SC" w:hAnsi="PingFang SC" w:eastAsia="PingFang SC"/>
           <w:color w:val="142039"/>
           <w:sz w:val="22"/>
         </w:rPr>
@@ -927,7 +956,7 @@
       </w:pPr>
       <w:r>
         <w:rPr>
-          <w:rFonts w:ascii="Arial Unicode MS" w:hAnsi="Arial Unicode MS" w:eastAsia="Arial Unicode MS"/>
+          <w:rFonts w:ascii="PingFang SC" w:hAnsi="PingFang SC" w:eastAsia="PingFang SC"/>
           <w:color w:val="142039"/>
           <w:sz w:val="22"/>
         </w:rPr>
@@ -940,7 +969,7 @@
       </w:pPr>
       <w:r>
         <w:rPr>
-          <w:rFonts w:ascii="Arial Unicode MS" w:hAnsi="Arial Unicode MS" w:eastAsia="Arial Unicode MS"/>
+          <w:rFonts w:ascii="PingFang SC" w:hAnsi="PingFang SC" w:eastAsia="PingFang SC"/>
           <w:color w:val="142039"/>
           <w:sz w:val="22"/>
         </w:rPr>
@@ -953,7 +982,7 @@
       </w:pPr>
       <w:r>
         <w:rPr>
-          <w:rFonts w:ascii="Arial Unicode MS" w:hAnsi="Arial Unicode MS" w:eastAsia="Arial Unicode MS"/>
+          <w:rFonts w:ascii="PingFang SC" w:hAnsi="PingFang SC" w:eastAsia="PingFang SC"/>
           <w:color w:val="2E74B5"/>
           <w:sz w:val="26"/>
         </w:rPr>
@@ -966,11 +995,11 @@
       </w:pPr>
       <w:r>
         <w:rPr>
-          <w:rFonts w:ascii="Arial Unicode MS" w:hAnsi="Arial Unicode MS" w:eastAsia="Arial Unicode MS"/>
+          <w:rFonts w:ascii="PingFang SC" w:hAnsi="PingFang SC" w:eastAsia="PingFang SC"/>
           <w:color w:val="142039"/>
           <w:sz w:val="22"/>
         </w:rPr>
-        <w:t>配送改约案例的首要根因是外呼模型，动作是保持 SOP 和 Checklist 不变，返回第三步改模型、同尺回归。</w:t>
+        <w:t>配送改约案例的首要根因是外呼模型，动作是保持 SOP、Checklist、Judge 和用户输入不变，返回第三步改模型、同尺回归。实际 v2 已从“打回”变为“可上线”，P0 3→0，平均分 62.5→91.4，履约率 40% 不退化。</w:t>
       </w:r>
     </w:p>
     <w:p>
@@ -979,7 +1008,7 @@
       </w:pPr>
       <w:r>
         <w:rPr>
-          <w:rFonts w:ascii="Arial Unicode MS" w:hAnsi="Arial Unicode MS" w:eastAsia="Arial Unicode MS"/>
+          <w:rFonts w:ascii="PingFang SC" w:hAnsi="PingFang SC" w:eastAsia="PingFang SC"/>
           <w:color w:val="142039"/>
           <w:sz w:val="22"/>
         </w:rPr>
@@ -992,7 +1021,7 @@
       </w:pPr>
       <w:r>
         <w:rPr>
-          <w:rFonts w:ascii="Arial Unicode MS" w:hAnsi="Arial Unicode MS" w:eastAsia="Arial Unicode MS"/>
+          <w:rFonts w:ascii="PingFang SC" w:hAnsi="PingFang SC" w:eastAsia="PingFang SC"/>
           <w:color w:val="142039"/>
           <w:sz w:val="22"/>
         </w:rPr>
@@ -1005,7 +1034,7 @@
       </w:pPr>
       <w:r>
         <w:rPr>
-          <w:rFonts w:ascii="Arial Unicode MS" w:hAnsi="Arial Unicode MS" w:eastAsia="Arial Unicode MS"/>
+          <w:rFonts w:ascii="PingFang SC" w:hAnsi="PingFang SC" w:eastAsia="PingFang SC"/>
           <w:color w:val="2E74B5"/>
           <w:sz w:val="26"/>
         </w:rPr>
@@ -1018,7 +1047,7 @@
       </w:pPr>
       <w:r>
         <w:rPr>
-          <w:rFonts w:ascii="Arial Unicode MS" w:hAnsi="Arial Unicode MS" w:eastAsia="Arial Unicode MS"/>
+          <w:rFonts w:ascii="PingFang SC" w:hAnsi="PingFang SC" w:eastAsia="PingFang SC"/>
           <w:color w:val="142039"/>
           <w:sz w:val="22"/>
         </w:rPr>
@@ -1031,7 +1060,7 @@
       </w:pPr>
       <w:r>
         <w:rPr>
-          <w:rFonts w:ascii="Arial Unicode MS" w:hAnsi="Arial Unicode MS" w:eastAsia="Arial Unicode MS"/>
+          <w:rFonts w:ascii="PingFang SC" w:hAnsi="PingFang SC" w:eastAsia="PingFang SC"/>
           <w:color w:val="142039"/>
           <w:sz w:val="22"/>
         </w:rPr>
@@ -1044,7 +1073,7 @@
       </w:pPr>
       <w:r>
         <w:rPr>
-          <w:rFonts w:ascii="Arial Unicode MS" w:hAnsi="Arial Unicode MS" w:eastAsia="Arial Unicode MS"/>
+          <w:rFonts w:ascii="PingFang SC" w:hAnsi="PingFang SC" w:eastAsia="PingFang SC"/>
           <w:color w:val="142039"/>
           <w:sz w:val="22"/>
         </w:rPr>
@@ -1057,7 +1086,7 @@
       </w:pPr>
       <w:r>
         <w:rPr>
-          <w:rFonts w:ascii="Arial Unicode MS" w:hAnsi="Arial Unicode MS" w:eastAsia="Arial Unicode MS"/>
+          <w:rFonts w:ascii="PingFang SC" w:hAnsi="PingFang SC" w:eastAsia="PingFang SC"/>
           <w:color w:val="142039"/>
           <w:sz w:val="22"/>
         </w:rPr>
@@ -1070,7 +1099,7 @@
       </w:pPr>
       <w:r>
         <w:rPr>
-          <w:rFonts w:ascii="Arial Unicode MS" w:hAnsi="Arial Unicode MS" w:eastAsia="Arial Unicode MS"/>
+          <w:rFonts w:ascii="PingFang SC" w:hAnsi="PingFang SC" w:eastAsia="PingFang SC"/>
           <w:color w:val="2E74B5"/>
           <w:sz w:val="26"/>
         </w:rPr>
@@ -1088,7 +1117,7 @@
       </w:pPr>
       <w:r>
         <w:rPr>
-          <w:rFonts w:ascii="Arial Unicode MS" w:hAnsi="Arial Unicode MS" w:eastAsia="Arial Unicode MS"/>
+          <w:rFonts w:ascii="PingFang SC" w:hAnsi="PingFang SC" w:eastAsia="PingFang SC"/>
           <w:color w:val="142039"/>
           <w:sz w:val="22"/>
         </w:rPr>
@@ -1106,7 +1135,7 @@
       </w:pPr>
       <w:r>
         <w:rPr>
-          <w:rFonts w:ascii="Arial Unicode MS" w:hAnsi="Arial Unicode MS" w:eastAsia="Arial Unicode MS"/>
+          <w:rFonts w:ascii="PingFang SC" w:hAnsi="PingFang SC" w:eastAsia="PingFang SC"/>
           <w:color w:val="142039"/>
           <w:sz w:val="22"/>
         </w:rPr>
@@ -1124,7 +1153,7 @@
       </w:pPr>
       <w:r>
         <w:rPr>
-          <w:rFonts w:ascii="Arial Unicode MS" w:hAnsi="Arial Unicode MS" w:eastAsia="Arial Unicode MS"/>
+          <w:rFonts w:ascii="PingFang SC" w:hAnsi="PingFang SC" w:eastAsia="PingFang SC"/>
           <w:color w:val="142039"/>
           <w:sz w:val="22"/>
         </w:rPr>
@@ -1142,7 +1171,7 @@
       </w:pPr>
       <w:r>
         <w:rPr>
-          <w:rFonts w:ascii="Arial Unicode MS" w:hAnsi="Arial Unicode MS" w:eastAsia="Arial Unicode MS"/>
+          <w:rFonts w:ascii="PingFang SC" w:hAnsi="PingFang SC" w:eastAsia="PingFang SC"/>
           <w:color w:val="142039"/>
           <w:sz w:val="22"/>
         </w:rPr>
@@ -1160,7 +1189,7 @@
       </w:pPr>
       <w:r>
         <w:rPr>
-          <w:rFonts w:ascii="Arial Unicode MS" w:hAnsi="Arial Unicode MS" w:eastAsia="Arial Unicode MS"/>
+          <w:rFonts w:ascii="PingFang SC" w:hAnsi="PingFang SC" w:eastAsia="PingFang SC"/>
           <w:color w:val="142039"/>
           <w:sz w:val="22"/>
         </w:rPr>
@@ -1178,7 +1207,7 @@
       </w:pPr>
       <w:r>
         <w:rPr>
-          <w:rFonts w:ascii="Arial Unicode MS" w:hAnsi="Arial Unicode MS" w:eastAsia="Arial Unicode MS"/>
+          <w:rFonts w:ascii="PingFang SC" w:hAnsi="PingFang SC" w:eastAsia="PingFang SC"/>
           <w:color w:val="142039"/>
           <w:sz w:val="22"/>
         </w:rPr>
@@ -1206,7 +1235,7 @@
     </w:pPr>
     <w:r>
       <w:rPr>
-        <w:rFonts w:ascii="Arial Unicode MS" w:hAnsi="Arial Unicode MS" w:eastAsia="Arial Unicode MS"/>
+        <w:rFonts w:ascii="PingFang SC" w:hAnsi="PingFang SC" w:eastAsia="PingFang SC"/>
         <w:color w:val="687386"/>
         <w:sz w:val="17"/>
       </w:rPr>
@@ -1226,7 +1255,7 @@
     </w:pPr>
     <w:r>
       <w:rPr>
-        <w:rFonts w:ascii="Arial Unicode MS" w:hAnsi="Arial Unicode MS" w:eastAsia="Arial Unicode MS"/>
+        <w:rFonts w:ascii="PingFang SC" w:hAnsi="PingFang SC" w:eastAsia="PingFang SC"/>
         <w:b/>
         <w:color w:val="687386"/>
         <w:sz w:val="17"/>
@@ -1640,7 +1669,7 @@
       <w:spacing w:after="120" w:line="300" w:lineRule="auto"/>
     </w:pPr>
     <w:rPr>
-      <w:rFonts w:ascii="Arial Unicode MS" w:hAnsi="Arial Unicode MS" w:eastAsia="Arial Unicode MS"/>
+      <w:rFonts w:ascii="PingFang SC" w:hAnsi="PingFang SC" w:eastAsia="PingFang SC"/>
       <w:color w:val="142039"/>
       <w:sz w:val="22"/>
     </w:rPr>
@@ -1704,7 +1733,7 @@
       <w:outlineLvl w:val="0"/>
     </w:pPr>
     <w:rPr>
-      <w:rFonts w:asciiTheme="majorHAnsi" w:eastAsiaTheme="majorEastAsia" w:hAnsiTheme="majorHAnsi" w:cstheme="majorBidi" w:ascii="Arial Unicode MS" w:hAnsi="Arial Unicode MS" w:eastAsia="Arial Unicode MS"/>
+      <w:rFonts w:asciiTheme="majorHAnsi" w:eastAsiaTheme="majorEastAsia" w:hAnsiTheme="majorHAnsi" w:cstheme="majorBidi" w:ascii="PingFang SC" w:hAnsi="PingFang SC" w:eastAsia="PingFang SC"/>
       <w:b/>
       <w:bCs/>
       <w:color w:val="2E74B5"/>
@@ -1728,7 +1757,7 @@
       <w:outlineLvl w:val="1"/>
     </w:pPr>
     <w:rPr>
-      <w:rFonts w:asciiTheme="majorHAnsi" w:eastAsiaTheme="majorEastAsia" w:hAnsiTheme="majorHAnsi" w:cstheme="majorBidi" w:ascii="Arial Unicode MS" w:hAnsi="Arial Unicode MS" w:eastAsia="Arial Unicode MS"/>
+      <w:rFonts w:asciiTheme="majorHAnsi" w:eastAsiaTheme="majorEastAsia" w:hAnsiTheme="majorHAnsi" w:cstheme="majorBidi" w:ascii="PingFang SC" w:hAnsi="PingFang SC" w:eastAsia="PingFang SC"/>
       <w:b/>
       <w:bCs/>
       <w:color w:val="2E74B5"/>
@@ -1752,7 +1781,7 @@
       <w:outlineLvl w:val="2"/>
     </w:pPr>
     <w:rPr>
-      <w:rFonts w:asciiTheme="majorHAnsi" w:eastAsiaTheme="majorEastAsia" w:hAnsiTheme="majorHAnsi" w:cstheme="majorBidi" w:ascii="Arial Unicode MS" w:hAnsi="Arial Unicode MS" w:eastAsia="Arial Unicode MS"/>
+      <w:rFonts w:asciiTheme="majorHAnsi" w:eastAsiaTheme="majorEastAsia" w:hAnsiTheme="majorHAnsi" w:cstheme="majorBidi" w:ascii="PingFang SC" w:hAnsi="PingFang SC" w:eastAsia="PingFang SC"/>
       <w:b/>
       <w:bCs/>
       <w:color w:val="1F4D78"/>
@@ -2177,7 +2206,7 @@
       <w:contextualSpacing/>
     </w:pPr>
     <w:rPr>
-      <w:rFonts w:ascii="Arial Unicode MS" w:hAnsi="Arial Unicode MS" w:eastAsia="Arial Unicode MS"/>
+      <w:rFonts w:ascii="PingFang SC" w:hAnsi="PingFang SC" w:eastAsia="PingFang SC"/>
       <w:color w:val="142039"/>
       <w:sz w:val="22"/>
     </w:rPr>
@@ -2223,7 +2252,7 @@
       <w:contextualSpacing/>
     </w:pPr>
     <w:rPr>
-      <w:rFonts w:ascii="Arial Unicode MS" w:hAnsi="Arial Unicode MS" w:eastAsia="Arial Unicode MS"/>
+      <w:rFonts w:ascii="PingFang SC" w:hAnsi="PingFang SC" w:eastAsia="PingFang SC"/>
       <w:color w:val="142039"/>
       <w:sz w:val="22"/>
     </w:rPr>
